--- a/dwi_pipeline/brain.docx
+++ b/dwi_pipeline/brain.docx
@@ -3351,7 +3351,16 @@
         <w:t>5ttgen hsvs</w:t>
       </w:r>
       <w:r>
-        <w:t xml:space="preserve"> cannot run. Either run full FastSurfer (as job 48173 did) or switch the recon spec to </w:t>
+        <w:t xml:space="preserve"> cannot run. Either run full FastSurfer, including </w:t>
+      </w:r>
+      <w:r>
+        <w:rPr>
+          <w:rFonts w:ascii="Courier New" w:hAnsi="Courier New"/>
+        </w:rPr>
+        <w:t>recon-surf</w:t>
+      </w:r>
+      <w:r>
+        <w:t xml:space="preserve">, or switch the recon spec to </w:t>
       </w:r>
       <w:r>
         <w:rPr>
@@ -17247,7 +17256,7 @@
           </w:tcPr>
           <w:p>
             <w:r>
-              <w:t>**TRACK-TBI** (tracktbi.ucsf.edu)</w:t>
+              <w:t>**TRACK-TBI** ([tracktbi.ucsf.edu](https://tracktbi.ucsf.edu/))</w:t>
             </w:r>
           </w:p>
         </w:tc>
@@ -17267,7 +17276,7 @@
           </w:tcPr>
           <w:p>
             <w:r>
-              <w:t>Directly relevant to this cohort's design and measures</w:t>
+              <w:t>Reference designs and outcome measures for TBI imaging cohorts</w:t>
             </w:r>
           </w:p>
         </w:tc>
@@ -19236,7 +19245,7 @@
         <w:rPr>
           <w:i/>
         </w:rPr>
-        <w:t>Document version 1.0. Written against `subject.sh` on branch `lab-pipeline`, QSIRecon spec `mrtrix_singleshell_ss3t_ACT-hsvs`, FastSurfer 2.4.2, and the results in `CIDUR_BIDS/dwi_test2_fast` (Slurm job 48173).</w:t>
+        <w:t>Document version 1.0. Written against `subject.sh`, QSIRecon spec `mrtrix_singleshell_ss3t_ACT-hsvs`, FreeSurfer 7.4.1 / FastSurfer 2.4.2, MRtrix3 3.0.4 and ANTs 2.4.3.</w:t>
       </w:r>
     </w:p>
     <w:p>

--- a/dwi_pipeline/brain.docx
+++ b/dwi_pipeline/brain.docx
@@ -176,6 +176,29 @@
     <w:p>
       <w:r>
         <w:t>Read the Foundation tier of every section first if you are new; the tiers are cumulative but each is self-contained enough to skip.</w:t>
+      </w:r>
+    </w:p>
+    <w:p>
+      <w:r>
+        <w:t xml:space="preserve">Its companion is </w:t>
+      </w:r>
+      <w:r>
+        <w:rPr>
+          <w:rFonts w:ascii="Courier New" w:hAnsi="Courier New"/>
+        </w:rPr>
+        <w:t>acquisition.md</w:t>
+      </w:r>
+      <w:r>
+        <w:t xml:space="preserve">, which covers where the images come from: the physics of the signal, how space is encoded, and why diffusion EPI arrives distorted. This document covers what is </w:t>
+      </w:r>
+      <w:r>
+        <w:rPr>
+          <w:i/>
+        </w:rPr>
+        <w:t>in</w:t>
+      </w:r>
+      <w:r>
+        <w:t xml:space="preserve"> the images.</w:t>
       </w:r>
     </w:p>
     <w:p>
